--- a/products-storage/00-free-bankrotstvo-proverka/03-chto-delat-pri-pervyh-priznakah.docx
+++ b/products-storage/00-free-bankrotstvo-proverka/03-chto-delat-pri-pervyh-priznakah.docx
@@ -1668,97 +1668,12 @@
         <w:pStyle w:val="Heading1"/>
       </w:pPr>
       <w:r>
-        <w:t>Чего этот материал не обещает</w:t>
+        <w:t>Когда требуется разбор ситуации</w:t>
       </w:r>
     </w:p>
     <w:p>
       <w:r>
-        <w:t>Обещания вернуть деньги в этом материале нет и быть не может. В банкротстве требование кредитора удовлетворяется частично или не удовлетворяется вовсе, и зависит это от имущества должника, а не от качества ваших документов. Документы и своевременность влияют на другое: попадёте ли вы в число тех, между кем вообще что-то распределяется.</w:t>
-      </w:r>
-    </w:p>
-    <w:p>
-      <w:pPr>
-        <w:pStyle w:val="Heading1"/>
-      </w:pPr>
-      <w:r>
-        <w:t>Граница: где заканчивается этот материал и начинается юрист</w:t>
-      </w:r>
-    </w:p>
-    <w:p>
-      <w:r>
-        <w:t>Материал не заменяет юриста и юристом не вычитан. Он про порядок и про то, что проверить и зафиксировать своими силами, а не про оценку вашей ситуации. Юрист нужен, когда в отношении второй стороны возбуждено дело о банкротстве, когда вам предлагают подписать документ, меняющий природу долга (зачёт, уступку, отступное, новацию, соглашение о переводе долга, приём платежа от третьего лица), когда идёт спор об объёме и качестве работ и когда решается вопрос об ответственности других лиц по долгам вашего контрагента.</w:t>
-      </w:r>
-    </w:p>
-    <w:p>
-      <w:pPr>
-        <w:pStyle w:val="Heading1"/>
-      </w:pPr>
-      <w:r>
-        <w:t>⚠️ Что этот материал НЕ закрывает</w:t>
-      </w:r>
-    </w:p>
-    <w:p>
-      <w:pPr>
-        <w:pStyle w:val="ListBullet"/>
-      </w:pPr>
-      <w:r>
-        <w:t>Порядок действий после возбуждения дела о банкротстве</w:t>
-      </w:r>
-    </w:p>
-    <w:p>
-      <w:pPr>
-        <w:pStyle w:val="ListBullet"/>
-      </w:pPr>
-      <w:r>
-        <w:t>Заявление о включении требования в реестр требований кредиторов и его состав</w:t>
-      </w:r>
-    </w:p>
-    <w:p>
-      <w:pPr>
-        <w:pStyle w:val="ListBullet"/>
-      </w:pPr>
-      <w:r>
-        <w:t>Срок заявления требования и то, от какого события он считается</w:t>
-      </w:r>
-    </w:p>
-    <w:p>
-      <w:pPr>
-        <w:pStyle w:val="ListBullet"/>
-      </w:pPr>
-      <w:r>
-        <w:t>Переписку с арбитражным управляющим и запросы по делу</w:t>
-      </w:r>
-    </w:p>
-    <w:p>
-      <w:pPr>
-        <w:pStyle w:val="ListBullet"/>
-      </w:pPr>
-      <w:r>
-        <w:t>Действия при пропуске срока заявления требования</w:t>
-      </w:r>
-    </w:p>
-    <w:p>
-      <w:pPr>
-        <w:pStyle w:val="ListBullet"/>
-      </w:pPr>
-      <w:r>
-        <w:t>Оспаривание сделок должника и вопросы ответственности других лиц по его долгам</w:t>
-      </w:r>
-    </w:p>
-    <w:p>
-      <w:pPr>
-        <w:pStyle w:val="ListBullet"/>
-      </w:pPr>
-      <w:r>
-        <w:t>Оценку конкретных документов, которые вам предлагают подписать</w:t>
-      </w:r>
-    </w:p>
-    <w:p>
-      <w:pPr>
-        <w:pStyle w:val="ListBullet"/>
-      </w:pPr>
-      <w:r>
-        <w:t>Претензию, иск и порядок взыскания вне дела о банкротстве</w:t>
+        <w:t>Юрист нужен, когда в отношении второй стороны возбуждено дело о банкротстве, когда вам предлагают подписать документ, меняющий природу долга (зачёт, уступку, отступное, новацию, соглашение о переводе долга, приём платежа от третьего лица), когда идёт спор об объёме и качестве работ и когда решается вопрос об ответственности других лиц по долгам вашего контрагента.</w:t>
       </w:r>
     </w:p>
     <w:p>
@@ -1771,17 +1686,18 @@
     </w:p>
     <w:p>
       <w:r>
-        <w:t>Этот файл закрывает то, что делается до процедуры: остановить рост долга и собрать документы, пока контрагент отвечает. Сама процедура — заявление требования, сроки, переписка с управляющим, пропущенный срок — в платном комплекте.</w:t>
+        <w:t/>
         <w:br/>
         <w:br/>
-        <w:t>Комплект «Реестр требований кредиторов: как подрядчику заявить требование, сроки, переписка с управляющим».</w:t>
+        <w:t/>
         <w:br/>
-        <w:t>Стоимость: 2 990 ₽</w:t>
+        <w:t/>
         <w:br/>
-        <w:t>Страница комплекта: https://marzhavbetone.ru/products/p9-bankrotstvo-genpodryadchika.html</w:t>
+        <w:t>
+</w:t>
         <w:br/>
         <w:br/>
-        <w:t>Комплект не заменяет юриста и не гарантирует выплату: он про то, чтобы вовремя оказаться в реестре и корректно переписываться с управляющим, а оценку вашей позиции по делу делает юрист.</w:t>
+        <w:t/>
       </w:r>
     </w:p>
     <w:sectPr>
